--- a/example_articles/setting/Multiple/4.setting_Multiple_Other_publisher.docx
+++ b/example_articles/setting/Multiple/4.setting_Multiple_Other_publisher.docx
@@ -27,17 +27,17 @@
     </w:p>
     <w:p>
       <w:r>
-        <w:t>Source File: Other publishers/Files (500) (25).DOCX</w:t>
+        <w:t>Source file: Other publishers/Files (500) (25).DOCX</w:t>
       </w:r>
     </w:p>
     <w:p>
       <w:r>
-        <w:t>Raw locations result: ['Massachusetts', 'New York', 'Rhode Island', 'Maryland']</w:t>
+        <w:t>Raw locations result, 'locations': ['Massachusetts', 'New York', 'Rhode Island', 'Maryland']</w:t>
       </w:r>
     </w:p>
     <w:p>
       <w:r>
-        <w:t>setting_stand_flat (Standardized): Multiple</w:t>
+        <w:t>Standardized locations result, 'setting_stand_flat': Multiple</w:t>
       </w:r>
     </w:p>
     <w:p>

--- a/example_articles/setting/Multiple/4.setting_Multiple_Other_publisher.docx
+++ b/example_articles/setting/Multiple/4.setting_Multiple_Other_publisher.docx
@@ -7,7 +7,7 @@
         <w:pStyle w:val="Heading1"/>
       </w:pPr>
       <w:r>
-        <w:t>Fire aftermath cools disco beat in NYC</w:t>
+        <w:t>Economy shapes Maine gov's contest</w:t>
       </w:r>
     </w:p>
     <w:p>
@@ -17,7 +17,7 @@
     </w:p>
     <w:p>
       <w:r>
-        <w:t>Date: 1990-06-01</w:t>
+        <w:t>Date: 1990-10-19</w:t>
       </w:r>
     </w:p>
     <w:p>
@@ -27,12 +27,12 @@
     </w:p>
     <w:p>
       <w:r>
-        <w:t>Source file: Other publishers/Files (500) (25).DOCX</w:t>
+        <w:t>Source file: Other publishers/Files (500) (19).DOCX</w:t>
       </w:r>
     </w:p>
     <w:p>
       <w:r>
-        <w:t>Raw locations result, 'locations': ['Massachusetts', 'New York', 'Rhode Island', 'Maryland']</w:t>
+        <w:t>Raw locations result, 'locations': ['Maine']</w:t>
       </w:r>
     </w:p>
     <w:p>
@@ -49,49 +49,53 @@
     </w:p>
     <w:p>
       <w:r>
-        <w:t>A hypnotic merengue beat pulses across the Voices Latin Disco under Tremont Avenue. Twirling bodies sway in the red and blue lights, bottles of Bacardi and Coke wait at the tables.</w:t>
+        <w:t>Conventional wisdom in much of this state is that voters are ''gonna throw Jock McKernan right out in the street.''</w:t>
         <w:br/>
-        <w:t>It's the usual Saturday night dance in the Bronx. But this weekend, like every weekend since March 25, there are fewer dancers.</w:t>
+        <w:t>But despite that prediction by political watchers like life-long Democrat Lawrence Crawford, polls show the race is neck and neck between freshman Republican Gov. John ''Jock'' McKernan and the former governor, Rep. Joseph Brennan, a Democrat.</w:t>
         <w:br/>
-        <w:t>Two months after a fire killed 87 people at the Happy Land Social Club near here, the Voices is among a handful of clubs still legally open.</w:t>
+        <w:t>The race is one of New England's clearest tests of a governor's ability to stay in office in a region on the verge of, if not already in, a recession.</w:t>
         <w:br/>
-        <w:t>Once a cheap alternative to expensive Manhattan discos, most of the illegal clubs - fraught with safety violations and lacking licenses - are now closed. The few left aren't drawing big crowds. Many poor and working-class Hispanics are staying home.</w:t>
+        <w:t>McKernan, 42, held Brennan's congressional seat for two terms before they traded jobs in 1986.</w:t>
         <w:br/>
-        <w:t>Cuban immigrant Julio Gonzales pleaded not guilty to starting the fire, the USA's deadliest in 13 years. Prosecutors say Gonzales, 36, torched the club after a fight with his girlfriend.</w:t>
+        <w:t>State law prevented Brennan, 55, from succeeding himself in a third term.</w:t>
         <w:br/>
-        <w:t>Since March, a massive crackdown has thrown a curtain of steel security gates down on hundreds of illegal social clubs. Where once merengue and salsa poured out of doors on nearly every block, now the music wafts mostly from passing cars. Only the gaudy lights of all-night bodega groceries and take- out chicken joints call out in the rolling streets of Tremont.</w:t>
+        <w:t>McKernan's biggest opponent is Maine's economic slide.</w:t>
         <w:br/>
-        <w:t>''It's increasingly difficult to find'' illegal clubs, says Police Deputy Inspector Jesse Peterman. ''There's been a dramatic reduction. We feel that the program has been successful.''</w:t>
+        <w:t>But, McKernan boasts he has managed to balance the state budget while increasing funds for job training, education and child care - without raising taxes.</w:t>
         <w:br/>
-        <w:t>Juan Cotto agrees.</w:t>
+        <w:t>All that at a time when unemployment is on the rise, textile manufacturers have laid off up to 13,000 workers and development, once threatening to swallow popular coastal southern Maine, has slowed.</w:t>
         <w:br/>
-        <w:t>''They shut all the clubs down,'' said Cotto, a musician who last week played his first post-fire date at the Sombrero Club on Jerome Avenue.</w:t>
+        <w:t>But Brennan says McKernan's budget balancing measures will sink the state.</w:t>
         <w:br/>
-        <w:t>Although a city social club task force has spread citywide, Bronx club owners say they've been hit hardest. Borough numbers are unavailable, but 361 clubs have been ordered vacated in New York, 96 for repeat violations.</w:t>
+        <w:t>''Whoever's governor of Maine in January 1991 will inherit a $ 100 million shortfall,'' says Brennan. ''I left the state in a strong condition.''</w:t>
         <w:br/>
-        <w:t>Like the Happy Land, most of the closed clubs were riddled with violations. They didn't have fire exits - or exit signs, sprinklers, alarm systems, emergency lights, occupancy permits or liquor licenses.</w:t>
+        <w:t>Budget talk aside, style - not substance - may help determine the race's outcome.</w:t>
         <w:br/>
-        <w:t>Says New York Fire Department Assistant Commissioner John Mulligan: ''This time we mean business.''</w:t>
+        <w:t>The image is that ''one guy plays pool and the other guy plays tennis,'' says Bowdoin College political science professor Christian Potholm.</w:t>
         <w:br/>
-        <w:t>And that's bad for business.</w:t>
+        <w:t>McKernan is young and bright, but his administration is perceived as a ''government of yuppies, by yuppies and for yuppies,'' Potholm says.</w:t>
         <w:br/>
-        <w:t>''It's getting worse and worse,'' says Tito Lopez, owner of Voices, whose 360-person ballroom drew just 150 dancers on a recent Saturday night. The club, where men are frisked and women searched with a hand-held metal detector at the door, charges a Manhattan-style $ 20 cover, steep compared with Happy Land's $ 5 fee.</w:t>
+        <w:t>''Exactly,'' says Democrat Tina Mercier, 42, of Saco, who helps run her mother's fleamarket stand. ''McKernan has no concept of what working people go through.''</w:t>
         <w:br/>
-        <w:t>''There's nobody here. There's no money to pay my workers,'' Lopez says.</w:t>
+        <w:t>McKernan, who was born and raised in Bangor in northern Maine, disputes that notion.</w:t>
         <w:br/>
-        <w:t>The club has been burglarized twice since officials ordered its security gates removed. And a second, $ 250,000 club upstairs is idle because red tape has held up an assembly permit. Since the fire, Lopez says, ''everything is taking so long.''</w:t>
+        <w:t>He says he knows what it's like to struggle.</w:t>
         <w:br/>
-        <w:t>City officials aren't the only ones taking precautions.</w:t>
+        <w:t>His father, who had run a weekly newspaper, died when McKernan was 15, leaving his mother to support him and his younger brother.</w:t>
         <w:br/>
-        <w:t>Radhames Melo, 29, ''used to go to any hole,'' he says. Now, says the Dominican salesman, on his way into the Astromundo Club, he's more careful.</w:t>
+        <w:t>But Brennan, raised in a large working class family in south Portland, ''just seems like more of a people person,'' says Helen Tutwiler, 29, an unaffiliated voter in Scarborough.</w:t>
         <w:br/>
-        <w:t>So is the Astromundo, which advertises its live acts on local Spanish TV and radio. The now-legal club was closed for a month after the Happy Land fire because it didn't have an occupancy certificate. Patrons recall there used to be locks on a back exit. Now, they say, the club has cleaned up its act.</w:t>
+        <w:t>Still, some residents say McKernan, a self-described ''progressive'' Republican, has done a better job of balancing social spending with necessary budget cuts.</w:t>
         <w:br/>
-        <w:t>That's good enough for Ada Santiago, 18, who lost two friends at the Happy Land. The Puerto Rican high school student, who comes to the Astromundo to dance, says she ''stayed away for a month, then I started coming back. I thought it was never going to happen again.''</w:t>
+        <w:t>''I thought Brennan did a good job, but … McKernan might be better if the times are rough,'' says Democrat Stan Rowland, 80, a retired electrical engineer from Saco.</w:t>
         <w:br/>
-        <w:t>But it might. Most club goers say the first thing they now do is check the exits.</w:t>
+        <w:t>''And it's gonna get worse before it gets better,'' he says.</w:t>
         <w:br/>
-        <w:t>''When we came down the steps we joked about if there was a fire how would we get out,'' says Angel Estrella, 21, a Puerto Rican clerk dancing at Voices. But ''it didn't stop me. … This is something people will never stop doing. They just want to have fun.''</w:t>
+        <w:br/>
+        <w:t>Notes</w:t>
+        <w:br/>
+        <w:br/>
+        <w:t>Accompanying story; 3 escape 'disease'</w:t>
         <w:br/>
         <w:br/>
         <w:t>Graphic</w:t>
@@ -99,11 +103,11 @@
         <w:br/>
         <w:t xml:space="preserve"> </w:t>
         <w:br/>
-        <w:t>PHOTO; b/w, Carol Halebian (Jose Ramirez); PHOTO; b/w, Mario Suriani, AP (Fires, Happy Land Social Club); PHOTO; b/w, Carol Halebian (Ada Santiago)</w:t>
+        <w:t>PHOTO; b/w (Joseph Brennan); PHOTO; b/w, Scott Perry, AP (John Jock McKernan, Parker Mann, Pete Fitzherbert)</w:t>
         <w:br/>
         <w:t xml:space="preserve"> </w:t>
         <w:br/>
-        <w:t>CUTLINE: JOSE RAMIREZ: Owns Astromundo Club in the Bronx CUTLINE: GRIM REMINDER: Flowers and banners mark the entrance of the once- popular Happy Land Social Club in the Bronx, where a fire killed 87 people two months ago. CUTLINE: SANTIAGO: Puerto Rican high schooler lost two friends at Happy Land, but still goes dancing after staying away a month.</w:t>
+        <w:t>CUTLINE: BRENNAN: Ex-gov says, 'I left the state in a strong condition.' CUTLINE: DIDN'T RAISE TAXES: While campaigning in Lewiston, Gov. McKernan, center, talks to Parker Mann, Pete Fitzherbert.</w:t>
       </w:r>
     </w:p>
     <w:sectPr>

--- a/example_articles/setting/Multiple/4.setting_Multiple_Other_publisher.docx
+++ b/example_articles/setting/Multiple/4.setting_Multiple_Other_publisher.docx
@@ -7,7 +7,9 @@
         <w:pStyle w:val="Heading1"/>
       </w:pPr>
       <w:r>
-        <w:t>Economy shapes Maine gov's contest</w:t>
+        <w:t>HARD TIMES HAVE MORE IN VALLEY GOING HUNGRY;</w:t>
+        <w:br/>
+        <w:t>Scouting for Food takes on urgency because of economy</w:t>
       </w:r>
     </w:p>
     <w:p>
@@ -17,22 +19,22 @@
     </w:p>
     <w:p>
       <w:r>
-        <w:t>Date: 1990-10-19</w:t>
+        <w:t>Date: 2003-03-09</w:t>
       </w:r>
     </w:p>
     <w:p>
       <w:r>
-        <w:t>Section: NEWS; Pg. 3A</w:t>
+        <w:t>Section: LOCAL; Pg. B1</w:t>
       </w:r>
     </w:p>
     <w:p>
       <w:r>
-        <w:t>Source file: Other publishers/Files (500) (19).DOCX</w:t>
+        <w:t>Source file: Other publishers/Files (500) (17).DOCX</w:t>
       </w:r>
     </w:p>
     <w:p>
       <w:r>
-        <w:t>Raw locations result, 'locations': ['Maine']</w:t>
+        <w:t>Raw locations result, 'locations': ['Ohio']</w:t>
       </w:r>
     </w:p>
     <w:p>
@@ -49,53 +51,31 @@
     </w:p>
     <w:p>
       <w:r>
-        <w:t>Conventional wisdom in much of this state is that voters are ''gonna throw Jock McKernan right out in the street.''</w:t>
+        <w:t>DAYTON - Cub Scout Logan Wilson's tummy rumbled Saturday thanks to a harried morning with no time for a hearty breakfast. The experience, though short-lived for the Huber Heights scout, taught the 9-year-old that hunger can hurt.</w:t>
         <w:br/>
-        <w:t>But despite that prediction by political watchers like life-long Democrat Lawrence Crawford, polls show the race is neck and neck between freshman Republican Gov. John ''Jock'' McKernan and the former governor, Rep. Joseph Brennan, a Democrat.</w:t>
+        <w:t>"Hunger is not good," he said. "Donate food so children won't go hungry."</w:t>
         <w:br/>
-        <w:t>The race is one of New England's clearest tests of a governor's ability to stay in office in a region on the verge of, if not already in, a recession.</w:t>
+        <w:t>Logan joined about 5,000 Cub Scouts and Boy Scouts distributing 375,000 red Scouting for Food bags around the Miami Valley on Saturday morning. Next Saturday they'll return to collect the bags which they hope will be filled with non-perishable items for Miami Valley food pantries.</w:t>
         <w:br/>
-        <w:t>McKernan, 42, held Brennan's congressional seat for two terms before they traded jobs in 1986.</w:t>
+        <w:t>They're asking for cans of soup, beef stew, chili, canned fish, boxed food, baby food, cans of meat, vegetables and fruit, along with peanut butter, baby food and infant formula.</w:t>
         <w:br/>
-        <w:t>State law prevented Brennan, 55, from succeeding himself in a third term.</w:t>
+        <w:t>Burma Rai, director of the American Red Cross Emergency Food Bank, said local pantries have seen a lot of new faces in the last six to seven months. Increased living expenses for heating and gasoline have caused a dramatic increase of those seeking help.</w:t>
         <w:br/>
-        <w:t>McKernan's biggest opponent is Maine's economic slide.</w:t>
+        <w:t>"We've seen more working-class folks who are slipping in their ability to keep up with the necessities of life," Rai said. "It's been very difficult. The economy is not in good shape and we're seeing people who have never been to a food pantry before coming in and asking how it works."</w:t>
         <w:br/>
-        <w:t>But, McKernan boasts he has managed to balance the state budget while increasing funds for job training, education and child care - without raising taxes.</w:t>
+        <w:t>The food bank distributes about 1,500 tons of food each year to families and to local pantries. Scouting for Food plays a big role in meeting that need, Rai said.</w:t>
         <w:br/>
-        <w:t>All that at a time when unemployment is on the rise, textile manufacturers have laid off up to 13,000 workers and development, once threatening to swallow popular coastal southern Maine, has slowed.</w:t>
+        <w:t>For 16 years, the Boy Scouts of America Miami Valley Council - which serves youth in Darke, Miami, Montgomery, Preble and Shelby counties - has participated in the national program. For the past two years, they've also been joined by scouts in the Tecumseh Council with troops in Champaign, Clark, Clinton, Greene and Logan counties.</w:t>
         <w:br/>
-        <w:t>But Brennan says McKernan's budget balancing measures will sink the state.</w:t>
+        <w:t>Combined, the councils collected 78 tons of food last year, making this annual Scouting for Food drive the largest in the Miami Valley.</w:t>
         <w:br/>
-        <w:t>''Whoever's governor of Maine in January 1991 will inherit a $ 100 million shortfall,'' says Brennan. ''I left the state in a strong condition.''</w:t>
+        <w:t>"You can help," Joseph A. Isherwood, Scouting for Food staff advisor, said. "You can make a difference.  The Boy Scouts of the Miami Valley are counting on your donation."</w:t>
         <w:br/>
-        <w:t>Budget talk aside, style - not substance - may help determine the race's outcome.</w:t>
+        <w:t>For those who live in an area not serviced by a Scout pack or troop, or if a bag is not picked up March 15, food may be dropped off at Jiffy Lube locations in Montgomery, Clark or Greene counties.</w:t>
         <w:br/>
-        <w:t>The image is that ''one guy plays pool and the other guy plays tennis,'' says Bowdoin College political science professor Christian Potholm.</w:t>
+        <w:t>Darke, Miami, Preble and Shelby county residents may bring food to a local food pantry, or call the Miami Valley Boy Scout Council at 278-4825 for a participating community food bank.</w:t>
         <w:br/>
-        <w:t>McKernan is young and bright, but his administration is perceived as a ''government of yuppies, by yuppies and for yuppies,'' Potholm says.</w:t>
-        <w:br/>
-        <w:t>''Exactly,'' says Democrat Tina Mercier, 42, of Saco, who helps run her mother's fleamarket stand. ''McKernan has no concept of what working people go through.''</w:t>
-        <w:br/>
-        <w:t>McKernan, who was born and raised in Bangor in northern Maine, disputes that notion.</w:t>
-        <w:br/>
-        <w:t>He says he knows what it's like to struggle.</w:t>
-        <w:br/>
-        <w:t>His father, who had run a weekly newspaper, died when McKernan was 15, leaving his mother to support him and his younger brother.</w:t>
-        <w:br/>
-        <w:t>But Brennan, raised in a large working class family in south Portland, ''just seems like more of a people person,'' says Helen Tutwiler, 29, an unaffiliated voter in Scarborough.</w:t>
-        <w:br/>
-        <w:t>Still, some residents say McKernan, a self-described ''progressive'' Republican, has done a better job of balancing social spending with necessary budget cuts.</w:t>
-        <w:br/>
-        <w:t>''I thought Brennan did a good job, but … McKernan might be better if the times are rough,'' says Democrat Stan Rowland, 80, a retired electrical engineer from Saco.</w:t>
-        <w:br/>
-        <w:t>''And it's gonna get worse before it gets better,'' he says.</w:t>
-        <w:br/>
-        <w:br/>
-        <w:t>Notes</w:t>
-        <w:br/>
-        <w:br/>
-        <w:t>Accompanying story; 3 escape 'disease'</w:t>
+        <w:t xml:space="preserve">Contact Joanne Huist Smith at 225-2362 or joanne_smith@coxohio.com  </w:t>
         <w:br/>
         <w:br/>
         <w:t>Graphic</w:t>
@@ -103,11 +83,7 @@
         <w:br/>
         <w:t xml:space="preserve"> </w:t>
         <w:br/>
-        <w:t>PHOTO; b/w (Joseph Brennan); PHOTO; b/w, Scott Perry, AP (John Jock McKernan, Parker Mann, Pete Fitzherbert)</w:t>
-        <w:br/>
-        <w:t xml:space="preserve"> </w:t>
-        <w:br/>
-        <w:t>CUTLINE: BRENNAN: Ex-gov says, 'I left the state in a strong condition.' CUTLINE: DIDN'T RAISE TAXES: While campaigning in Lewiston, Gov. McKernan, center, talks to Parker Mann, Pete Fitzherbert.</w:t>
+        <w:t>PHOTO, LOGAN WILSON, a 9-year-old Huber Heights Cub Scout, ties a plastic bag onto one of his neighbor's door handles as part of the Scouting for Food drive.,CREDIT: JUDITH WOLERT-MALDONADO/DAYTON DAILY NEWS</w:t>
       </w:r>
     </w:p>
     <w:sectPr>

--- a/example_articles/setting/Multiple/4.setting_Multiple_Other_publisher.docx
+++ b/example_articles/setting/Multiple/4.setting_Multiple_Other_publisher.docx
@@ -7,9 +7,7 @@
         <w:pStyle w:val="Heading1"/>
       </w:pPr>
       <w:r>
-        <w:t>HARD TIMES HAVE MORE IN VALLEY GOING HUNGRY;</w:t>
-        <w:br/>
-        <w:t>Scouting for Food takes on urgency because of economy</w:t>
+        <w:t>David Cannon: 2023 candidate for Aurora City Council Ward 5</w:t>
       </w:r>
     </w:p>
     <w:p>
@@ -19,22 +17,22 @@
     </w:p>
     <w:p>
       <w:r>
-        <w:t>Date: 2003-03-09</w:t>
+        <w:t>Date: 2023-04-02</w:t>
       </w:r>
     </w:p>
     <w:p>
       <w:r>
-        <w:t>Section: LOCAL; Pg. B1</w:t>
+        <w:t>Section: NEWS; Pg. 0</w:t>
       </w:r>
     </w:p>
     <w:p>
       <w:r>
-        <w:t>Source file: Other publishers/Files (500) (17).DOCX</w:t>
+        <w:t>Source file: Other publishers/Files (500) (3).DOCX</w:t>
       </w:r>
     </w:p>
     <w:p>
       <w:r>
-        <w:t>Raw locations result, 'locations': ['Ohio']</w:t>
+        <w:t>Raw locations result, 'locations': ['Illinois']</w:t>
       </w:r>
     </w:p>
     <w:p>
@@ -51,31 +49,9 @@
     </w:p>
     <w:p>
       <w:r>
-        <w:t>DAYTON - Cub Scout Logan Wilson's tummy rumbled Saturday thanks to a harried morning with no time for a hearty breakfast. The experience, though short-lived for the Huber Heights scout, taught the 9-year-old that hunger can hurt.</w:t>
+        <w:t xml:space="preserve">Bio Town: Aurora Age on Election Day: 34 Occupation: Accountant Employer: Robert Half Previous offices held: N/A Q&amp;A Q: What is the most serious issue your community will face in the coming years and how should the city council respond to it? A: We are currently in a housing crisis locally, and will continue to be unless we start building more units, changing zoning restrictions, and taking a more active role in development. Housing is in short supply — less than half of 1% of units are available currently — leading to higher and higher rents. At the bottom end of the market, this is pushing people out of housing, and making it extremely difficult for the working class to afford even a modest unit. We should pilot a municipal land bank — a local authority to manage inventory of surplus land — which would give cooperatives and nonprofits a right of first refusal to acquire and redevelop city owned property. </w:t>
         <w:br/>
-        <w:t>"Hunger is not good," he said. "Donate food so children won't go hungry."</w:t>
-        <w:br/>
-        <w:t>Logan joined about 5,000 Cub Scouts and Boy Scouts distributing 375,000 red Scouting for Food bags around the Miami Valley on Saturday morning. Next Saturday they'll return to collect the bags which they hope will be filled with non-perishable items for Miami Valley food pantries.</w:t>
-        <w:br/>
-        <w:t>They're asking for cans of soup, beef stew, chili, canned fish, boxed food, baby food, cans of meat, vegetables and fruit, along with peanut butter, baby food and infant formula.</w:t>
-        <w:br/>
-        <w:t>Burma Rai, director of the American Red Cross Emergency Food Bank, said local pantries have seen a lot of new faces in the last six to seven months. Increased living expenses for heating and gasoline have caused a dramatic increase of those seeking help.</w:t>
-        <w:br/>
-        <w:t>"We've seen more working-class folks who are slipping in their ability to keep up with the necessities of life," Rai said. "It's been very difficult. The economy is not in good shape and we're seeing people who have never been to a food pantry before coming in and asking how it works."</w:t>
-        <w:br/>
-        <w:t>The food bank distributes about 1,500 tons of food each year to families and to local pantries. Scouting for Food plays a big role in meeting that need, Rai said.</w:t>
-        <w:br/>
-        <w:t>For 16 years, the Boy Scouts of America Miami Valley Council - which serves youth in Darke, Miami, Montgomery, Preble and Shelby counties - has participated in the national program. For the past two years, they've also been joined by scouts in the Tecumseh Council with troops in Champaign, Clark, Clinton, Greene and Logan counties.</w:t>
-        <w:br/>
-        <w:t>Combined, the councils collected 78 tons of food last year, making this annual Scouting for Food drive the largest in the Miami Valley.</w:t>
-        <w:br/>
-        <w:t>"You can help," Joseph A. Isherwood, Scouting for Food staff advisor, said. "You can make a difference.  The Boy Scouts of the Miami Valley are counting on your donation."</w:t>
-        <w:br/>
-        <w:t>For those who live in an area not serviced by a Scout pack or troop, or if a bag is not picked up March 15, food may be dropped off at Jiffy Lube locations in Montgomery, Clark or Greene counties.</w:t>
-        <w:br/>
-        <w:t>Darke, Miami, Preble and Shelby county residents may bring food to a local food pantry, or call the Miami Valley Boy Scout Council at 278-4825 for a participating community food bank.</w:t>
-        <w:br/>
-        <w:t xml:space="preserve">Contact Joanne Huist Smith at 225-2362 or joanne_smith@coxohio.com  </w:t>
+        <w:t>Fox Valley Habitat for Humanity and Neighbor Project cannot do this alone. We must support their ongoing efforts and expand the scope of not-for-profit housing development in Aurora. Q: How would you describe the state of your community's finances? A: Working people are struggling right now. We are feeling it at the grocery store, our utility bills, and our monthly rent. The number of individuals receiving food at the Aurora Area Interfaith Food Pantry in January 2023 was nearly double what it was in 2021 and 2022. We must come together to help one another in bad times in order to prosper together in good. The city must do more for the people that live here. We could improve the financial health of the city (and regain public trust) by banning political contributions by people and businesses who do business with the city, effectively ending pay-to-play. Also, there should be more transparency in city contracts. Q: What should be the three top priorities for spending in your community during the next four years? A: From talking to my neighbors, I believe we should prioritize spending on Housing (more, affordable, sustainable); Infrastructure (roads, bridges, sidewalks); and Social Services (senior and disability services, access to food, homelessness services, mental health services). That said, I believe we should determine spending more democratically than we currently do by implementing a practice of participatory budgeting — where Aurorans would directly decide how to spend our own tax money. This is already happening successfully in thousands of cities around the world. This structure would give some power back to the citizens and give us more reason to care about what goes on at the city level. Q: Are there areas of spending that need to be curtailed? If so, what are they? A: TIF districts must be reined in. These are supposed to be used for infrastructure that benefits all citizens. We must stop giving massive handouts of public money to private corporations headquartered elsewhere. They are extractive, expensive, and risky. We are not a private equity firm, but a municipality. Let's act like one. Also, we should transition the city's fleet from gas to electric as soon as possible. Many different models of reliable, long-range electric vehicles are currently available, and should be leveraged. They are more efficient, cheaper to operate, and cheaper to maintain, not to mention better for the environment. This is a guaranteed return on investment and should be pursued in earnest. Q: What do you see as the most important infrastructure project the community must address? Why and how should it be paid for? Conversely, during these uncertain economic times, what project(s) can be put on the back burner? A: In the 5th Ward, I will finish the sound barrier on Orchard. The affected residents have put up with this nuisance for far too long. The current alderman has had two terms to resolve the problem, yet here we are, still waiting. If I am elected, I will see it through. It will be completed with input from the residents of the 5th Ward and it will be done correctly. The casino development project should be put on the back burner. Under the current administration, we are about to take out a $58M+ municipal bond, which is supposed to be repaid by a TIF district on a new casino space. As we appear to be entering into a recession, this move is highly risky and should be reconsidered. With the gaming expansion signed into law in 2019, the suburban casino market is about to become highly saturated. Six brand new casinos will be built in Illinois, including one in Chicago proper. And if that wasn't enough, Penn Gaming is also building a new casino in Joliet. Q: Describe your experience working in a group setting to determine policy. What is your style in such a setting to reach agreement and manage local government? Explain how you think that will be effective in producing effective actions and decisions with your city council. A: I have determined policy on a number of boards. My approach is democratic — Does what we're writing take into account the will of the people, or is it being dictated from above? Policy should be simple, yet precise. I will consult with city employees, policy experts, and my constituents whenever crafting ordinances. I will work with my fellow alderpeople to improve well-being, maintain infrastructure, and build community in our fair city. We will demand more on behalf of the working families of Aurora and we will get it. If you vote yes on everything that comes before you, why do you even bother calling it a democracy? And if there is conflict, so be it. Conflict is not necessarily bad — it can help you get to the essence of an issue and resolve it through good communication and negotiation. The alternative is often bad policy. Q: What makes you the best candidate for the job? A: When confronted by a pollution problem from the Hello Fresh plant, I rallied residents who had already created a survey and begun gathering air quality data. We canvassed the neighborhood and held public forums to determine the facts of the situation and to form a plan of action. After doing our due diligence, we presented our findings to the city council and demanded action. Hello Fresh was forced to respond publicly and remedies have been promised. We will continue to hold them accountable until the issue is resolved. This is what an alderperson should be doing. I will not dismiss your concerns when it is inconvenient for me. I will fight for what is right, no matter what. I will not be a rubber stamp. I cannot be bought. I will not be intimidated by bullies. I am an excellent listener and am highly empathetic. I will fight for my constituents and work tirelessly for your benefit. I hope to surprise you with my creativity, attention, and passion for good governance. Q: What's one good idea you have to better the community that no one is talking about yet? A: I have heard many of my neighbors voice concern about speeding and traffic accidents on West Galena Boulevard. There have been a number of deadly accidents on this stretch in recent years. Reducing speed would not only reduce the number of traffic accidents, but also the likelihood of death in these collisions. A novel solution to this problem is to convert Galena from a four-lane undivided road into a three-lane undivided road that consists of two through traffic lanes and a two-way left-turn lane in the center. Benefits include: crash reduction; fewer rear-end and left-turn crashes; fewer lanes for people walking to cross; provides space for bicycle lanes, bus stops, curb extensions or other uses; simplifies left turns from side streets; smoother traffic flow; and less lane switching. Is it possible that a little paint could make walking and biking safer (think WAHS and Greenman), improve public safety, and save us money and lives? I think it's worth asking the question.</w:t>
         <w:br/>
         <w:br/>
         <w:t>Graphic</w:t>
@@ -83,7 +59,7 @@
         <w:br/>
         <w:t xml:space="preserve"> </w:t>
         <w:br/>
-        <w:t>PHOTO, LOGAN WILSON, a 9-year-old Huber Heights Cub Scout, ties a plastic bag onto one of his neighbor's door handles as part of the Scouting for Food drive.,CREDIT: JUDITH WOLERT-MALDONADO/DAYTON DAILY NEWS</w:t>
+        <w:t>David Cannon</w:t>
       </w:r>
     </w:p>
     <w:sectPr>
